--- a/backend/data/corpus/DOC-20210614-024.docx
+++ b/backend/data/corpus/DOC-20210614-024.docx
@@ -63,15 +63,7 @@
           <w:b/>
           <w:sz w:val="21"/>
         </w:rPr>
-        <w:t>Anouk Underhill, MD, Highmoor Health Neurology, Duluth, MN (RSM)</w:t>
-      </w:r>
-    </w:p>
-    <w:p>
-      <w:r>
-        <w:rPr>
-          <w:sz w:val="21"/>
-        </w:rPr>
-        <w:t>&gt; Caught a rushed window in the corridor between patients.</w:t>
+        <w:t>Eamon Hollingsworth, MD, Silver Creek Medical Group, Fort Collins, CO (RSM)</w:t>
       </w:r>
     </w:p>
     <w:p>
@@ -80,6 +72,174 @@
           <w:sz w:val="21"/>
         </w:rPr>
         <w:t>&gt; Monitoring intervals during titration are set by clinic routine here rather than by protocol.</w:t>
+      </w:r>
+    </w:p>
+    <w:p>
+      <w:r>
+        <w:rPr>
+          <w:sz w:val="21"/>
+        </w:rPr>
+        <w:t>&gt; The composition of the refractory group has shifted over the last year or two.</w:t>
+      </w:r>
+    </w:p>
+    <w:p>
+      <w:r>
+        <w:rPr>
+          <w:sz w:val="21"/>
+        </w:rPr>
+        <w:t>&gt; The practice lost the clinic pharmacist and has not backfilled, so clinic throughput has stretched out.</w:t>
+      </w:r>
+    </w:p>
+    <w:p>
+      <w:r>
+        <w:rPr>
+          <w:sz w:val="21"/>
+        </w:rPr>
+        <w:t>&gt; Formulary placement was the only product-adjacent topic, and only in general terms.</w:t>
+      </w:r>
+    </w:p>
+    <w:p>
+      <w:r>
+        <w:rPr>
+          <w:sz w:val="21"/>
+        </w:rPr>
+        <w:t>&gt; Nothing that needed follow-up this time. Asked about safety and confirmed nothing to report.</w:t>
+      </w:r>
+    </w:p>
+    <w:p>
+      <w:r>
+        <w:rPr>
+          <w:sz w:val="21"/>
+        </w:rPr>
+      </w:r>
+    </w:p>
+    <w:p>
+      <w:r>
+        <w:rPr>
+          <w:b/>
+          <w:sz w:val="21"/>
+        </w:rPr>
+        <w:t>Camila Dunmore, MD, Ironwood Neurology Associates, Lexington, KY (RSM)</w:t>
+      </w:r>
+    </w:p>
+    <w:p>
+      <w:r>
+        <w:rPr>
+          <w:sz w:val="21"/>
+        </w:rPr>
+        <w:t>&gt; Stopped by in the reading room for an unhurried conversation.</w:t>
+      </w:r>
+    </w:p>
+    <w:p>
+      <w:r>
+        <w:rPr>
+          <w:sz w:val="21"/>
+        </w:rPr>
+        <w:t>&gt; Titration scheduling is handled by nursing staff, which the practice finds workable.</w:t>
+      </w:r>
+    </w:p>
+    <w:p>
+      <w:r>
+        <w:rPr>
+          <w:sz w:val="21"/>
+        </w:rPr>
+        <w:t>&gt; Coverage paperwork takes longer than the clinical decision, which came up as a general frustration.</w:t>
+      </w:r>
+    </w:p>
+    <w:p>
+      <w:r>
+        <w:rPr>
+          <w:sz w:val="21"/>
+        </w:rPr>
+        <w:t>&gt; Mentioned a case series someone forwarded but did not raise any specific finding.</w:t>
+      </w:r>
+    </w:p>
+    <w:p>
+      <w:r>
+        <w:rPr>
+          <w:sz w:val="21"/>
+        </w:rPr>
+        <w:t>&gt; Described the practice as early in its experience here, with nothing to report yet.</w:t>
+      </w:r>
+    </w:p>
+    <w:p>
+      <w:r>
+        <w:rPr>
+          <w:sz w:val="21"/>
+        </w:rPr>
+      </w:r>
+    </w:p>
+    <w:p>
+      <w:r>
+        <w:rPr>
+          <w:b/>
+          <w:sz w:val="21"/>
+        </w:rPr>
+        <w:t>Darius Prendergast, MD, Quarry Hill Epilepsy Center, Duluth, MN (RSM)</w:t>
+      </w:r>
+    </w:p>
+    <w:p>
+      <w:r>
+        <w:rPr>
+          <w:sz w:val="21"/>
+        </w:rPr>
+        <w:t>&gt; A short meeting at the end of the clinic list, first one this quarter.</w:t>
+      </w:r>
+    </w:p>
+    <w:p>
+      <w:r>
+        <w:rPr>
+          <w:sz w:val="21"/>
+        </w:rPr>
+        <w:t>&gt; The prior-authorization workflow went live without much warning, and that took up the first part of the conversation.</w:t>
+      </w:r>
+    </w:p>
+    <w:p>
+      <w:r>
+        <w:rPr>
+          <w:sz w:val="21"/>
+        </w:rPr>
+        <w:t>&gt; Referenced a review that circulated on the service in passing.</w:t>
+      </w:r>
+    </w:p>
+    <w:p>
+      <w:r>
+        <w:rPr>
+          <w:sz w:val="21"/>
+        </w:rPr>
+      </w:r>
+    </w:p>
+    <w:p>
+      <w:r>
+        <w:rPr>
+          <w:b/>
+          <w:sz w:val="21"/>
+        </w:rPr>
+        <w:t>Jaromir Cavanaugh, MD, Granite Bay Epilepsy Center, Burlington, VT (AR)</w:t>
+      </w:r>
+    </w:p>
+    <w:p>
+      <w:r>
+        <w:rPr>
+          <w:sz w:val="21"/>
+        </w:rPr>
+        <w:t>&gt; Closed there — nothing actionable this visit.</w:t>
+      </w:r>
+    </w:p>
+    <w:p>
+      <w:r>
+        <w:rPr>
+          <w:sz w:val="21"/>
+        </w:rPr>
+        <w:t>&gt; Monitoring intervals during titration are set by clinic routine here rather than by protocol.</w:t>
+      </w:r>
+    </w:p>
+    <w:p>
+      <w:r>
+        <w:rPr>
+          <w:sz w:val="21"/>
+        </w:rPr>
+        <w:t>&gt; This practice is still building familiarity with the product and had no clinical points to raise.</w:t>
       </w:r>
     </w:p>
     <w:p>
@@ -103,7 +263,7 @@
           <w:b/>
           <w:sz w:val="21"/>
         </w:rPr>
-        <w:t>Viraj Ashgrove, MD, Ironwood Neurology Associates, Buffalo, NY (RSM)</w:t>
+        <w:t>Gaspar Yoshimura, MD, Vantage Park Regional Epilepsy Program, Bakersfield, CA (RSM)</w:t>
       </w:r>
     </w:p>
     <w:p>
@@ -111,7 +271,7 @@
         <w:rPr>
           <w:sz w:val="21"/>
         </w:rPr>
-        <w:t>&gt; Caught a short window at the end of the clinic list between patients.</w:t>
+        <w:t>&gt; A brief conversation in the back office, mostly logistics.</w:t>
       </w:r>
     </w:p>
     <w:p>
@@ -119,7 +279,7 @@
         <w:rPr>
           <w:sz w:val="21"/>
         </w:rPr>
-        <w:t>&gt; Mentioned a guideline update discussed at journal club but did not raise any specific finding.</w:t>
+        <w:t>&gt; Monitoring intervals during titration are set by clinic routine here rather than by protocol.</w:t>
       </w:r>
     </w:p>
     <w:p>
@@ -127,15 +287,7 @@
         <w:rPr>
           <w:sz w:val="21"/>
         </w:rPr>
-        <w:t>&gt; The new charting templates is still being sorted out, and that took up the first part of the conversation.</w:t>
-      </w:r>
-    </w:p>
-    <w:p>
-      <w:r>
-        <w:rPr>
-          <w:sz w:val="21"/>
-        </w:rPr>
-        <w:t>&gt; The new-patient backlog is slowly recovering since the summer, which shapes how much time there is for anything else.</w:t>
+        <w:t>&gt; Onboarding two medical assistants is the current preoccupation here.</w:t>
       </w:r>
     </w:p>
     <w:p>
@@ -151,7 +303,7 @@
           <w:b/>
           <w:sz w:val="21"/>
         </w:rPr>
-        <w:t>Malika Fairweather, MD, Highmoor Health Neurology, Worcester, MA (RSM)</w:t>
+        <w:t>Saoirse Inverness, MD, Granite Bay Epilepsy Center, Chattanooga, TN (RSM)</w:t>
       </w:r>
     </w:p>
     <w:p>
@@ -159,7 +311,63 @@
         <w:rPr>
           <w:sz w:val="21"/>
         </w:rPr>
-        <w:t>&gt; Stopped by in the back office for a compressed conversation.</w:t>
+        <w:t>&gt; A clipped meeting at the end of the clinic list, first one this quarter.</w:t>
+      </w:r>
+    </w:p>
+    <w:p>
+      <w:r>
+        <w:rPr>
+          <w:sz w:val="21"/>
+        </w:rPr>
+        <w:t>&gt; Left it at that, with a call later this month to be scheduled.</w:t>
+      </w:r>
+    </w:p>
+    <w:p>
+      <w:r>
+        <w:rPr>
+          <w:sz w:val="21"/>
+        </w:rPr>
+        <w:t>&gt; Benefit verification is the step that most often delays a start here.</w:t>
+      </w:r>
+    </w:p>
+    <w:p>
+      <w:r>
+        <w:rPr>
+          <w:sz w:val="21"/>
+        </w:rPr>
+      </w:r>
+    </w:p>
+    <w:p>
+      <w:r>
+        <w:rPr>
+          <w:b/>
+          <w:sz w:val="21"/>
+        </w:rPr>
+        <w:t>Gemma Steinmetz, MD, Vantage Park Regional Epilepsy Program, Chattanooga, TN (RSM)</w:t>
+      </w:r>
+    </w:p>
+    <w:p>
+      <w:r>
+        <w:rPr>
+          <w:sz w:val="21"/>
+        </w:rPr>
+        <w:t>&gt; Mentioned a session summary from a colleague but did not raise any specific finding.</w:t>
+      </w:r>
+    </w:p>
+    <w:p>
+      <w:r>
+        <w:rPr>
+          <w:sz w:val="21"/>
+        </w:rPr>
+        <w:t>&gt; Spent some time on long-standing patients and how workup decisions get sequenced.</w:t>
+      </w:r>
+    </w:p>
+    <w:p>
+      <w:r>
+        <w:rPr>
+          <w:sz w:val="21"/>
+        </w:rPr>
+        <w:t>&gt; Monitoring intervals during titration are set by clinic routine here rather than by protocol.</w:t>
       </w:r>
     </w:p>
     <w:p>
@@ -175,7 +383,7 @@
         <w:rPr>
           <w:sz w:val="21"/>
         </w:rPr>
-        <w:t>&gt; The composition of the surgical workup list has shifted over the last year or two.</w:t>
+        <w:t>&gt; Closed there — no materials requested.</w:t>
       </w:r>
     </w:p>
     <w:p>
@@ -191,7 +399,7 @@
           <w:b/>
           <w:sz w:val="21"/>
         </w:rPr>
-        <w:t>Kenji Tavernier, MD, Highmoor Health Neurology, Reno, NV (RSM)</w:t>
+        <w:t>Hamish Marchetti, MD, Riverstone Comprehensive Epilepsy Clinic, Hartford, CT (RSM)</w:t>
       </w:r>
     </w:p>
     <w:p>
@@ -199,7 +407,7 @@
         <w:rPr>
           <w:sz w:val="21"/>
         </w:rPr>
-        <w:t>&gt; This practice is still building familiarity with the product and had no clinical points to raise.</w:t>
+        <w:t>&gt; A fragmented meeting by the scheduling desk, first one this quarter.</w:t>
       </w:r>
     </w:p>
     <w:p>
@@ -207,7 +415,7 @@
         <w:rPr>
           <w:sz w:val="21"/>
         </w:rPr>
-        <w:t>&gt; Closed there — no materials requested.</w:t>
+        <w:t>&gt; Titration habits came up in general terms; no specifics were discussed and none were offered.</w:t>
       </w:r>
     </w:p>
     <w:p>
@@ -215,7 +423,7 @@
         <w:rPr>
           <w:sz w:val="21"/>
         </w:rPr>
-        <w:t>&gt; Monitoring intervals during titration are set by clinic routine here rather than by protocol.</w:t>
+        <w:t>&gt; Mostly small talk about the program and the venue.</w:t>
       </w:r>
     </w:p>
     <w:p>
@@ -223,7 +431,7 @@
         <w:rPr>
           <w:sz w:val="21"/>
         </w:rPr>
-        <w:t>&gt; Most of the discussion was about the phone triage line, which is still being sorted out.</w:t>
+        <w:t>&gt; Coverage paperwork takes longer than the clinical decision, which came up as a general frustration.</w:t>
       </w:r>
     </w:p>
     <w:p>
@@ -239,7 +447,7 @@
           <w:b/>
           <w:sz w:val="21"/>
         </w:rPr>
-        <w:t>Renata Hollingsworth, MD, Silver Creek Medical Group, Peoria, IL (AR)</w:t>
+        <w:t>Mairead Corliss, MD, Willowmere Neuroscience Center, Hartford, CT (RSM)</w:t>
       </w:r>
     </w:p>
     <w:p>
@@ -247,7 +455,7 @@
         <w:rPr>
           <w:sz w:val="21"/>
         </w:rPr>
-        <w:t>&gt; Formulary placement was the only product-adjacent topic, and only in general terms.</w:t>
+        <w:t>&gt; Coverage paperwork remains the slowest step, which came up as a general frustration.</w:t>
       </w:r>
     </w:p>
     <w:p>
@@ -255,7 +463,7 @@
         <w:rPr>
           <w:sz w:val="21"/>
         </w:rPr>
-        <w:t>&gt; Asked whether I would be at the meeting later this year.</w:t>
+        <w:t>&gt; Compared notes on which sessions were worth the time.</w:t>
       </w:r>
     </w:p>
     <w:p>
@@ -263,7 +471,15 @@
         <w:rPr>
           <w:sz w:val="21"/>
         </w:rPr>
-        <w:t>&gt; Titration scheduling is handled by nursing staff, which the practice finds workable.</w:t>
+        <w:t>&gt; Referenced a guideline update discussed at journal club in passing.</w:t>
+      </w:r>
+    </w:p>
+    <w:p>
+      <w:r>
+        <w:rPr>
+          <w:sz w:val="21"/>
+        </w:rPr>
+        <w:t>&gt; No specific request. Safety items asked about and confirmed none.</w:t>
       </w:r>
     </w:p>
     <w:p>
@@ -279,7 +495,7 @@
           <w:b/>
           <w:sz w:val="21"/>
         </w:rPr>
-        <w:t>Orla Wycliffe, MD, Highmoor Health Neurology, Little Rock, AR (RSM)</w:t>
+        <w:t>Anouk Brannigan, MD, Windrow Neuroscience Center, Eugene, OR (RSM)</w:t>
       </w:r>
     </w:p>
     <w:p>
@@ -287,7 +503,7 @@
         <w:rPr>
           <w:sz w:val="21"/>
         </w:rPr>
-        <w:t>&gt; A rushed meeting at the nurses' station, first one this quarter.</w:t>
+        <w:t>&gt; A rushed meeting by the scheduling desk, first one this quarter.</w:t>
       </w:r>
     </w:p>
     <w:p>
@@ -295,7 +511,7 @@
         <w:rPr>
           <w:sz w:val="21"/>
         </w:rPr>
-        <w:t>&gt; Formulary placement was the only product-adjacent topic, and only in general terms.</w:t>
+        <w:t>&gt; Titration habits came up in general terms; no specifics were discussed and none were offered.</w:t>
       </w:r>
     </w:p>
     <w:p>
@@ -303,223 +519,7 @@
         <w:rPr>
           <w:sz w:val="21"/>
         </w:rPr>
-        <w:t>&gt; Spent some time on long-standing patients and how workup decisions get sequenced.</w:t>
-      </w:r>
-    </w:p>
-    <w:p>
-      <w:r>
-        <w:rPr>
-          <w:sz w:val="21"/>
-        </w:rPr>
-        <w:t>&gt; Left it at that, with the following quarter to be scheduled.</w:t>
-      </w:r>
-    </w:p>
-    <w:p>
-      <w:r>
-        <w:rPr>
-          <w:sz w:val="21"/>
-        </w:rPr>
-      </w:r>
-    </w:p>
-    <w:p>
-      <w:r>
-        <w:rPr>
-          <w:b/>
-          <w:sz w:val="21"/>
-        </w:rPr>
-        <w:t>Saoirse Stanhope, MD, Northbrook Neurology Institute, Allentown, PA (AR)</w:t>
-      </w:r>
-    </w:p>
-    <w:p>
-      <w:r>
-        <w:rPr>
-          <w:sz w:val="21"/>
-        </w:rPr>
-        <w:t>&gt; Caught an unexpectedly long window over a quick coffee between patients.</w:t>
-      </w:r>
-    </w:p>
-    <w:p>
-      <w:r>
-        <w:rPr>
-          <w:sz w:val="21"/>
-        </w:rPr>
-        <w:t>&gt; Asked whether I would be at the meeting later this year.</w:t>
-      </w:r>
-    </w:p>
-    <w:p>
-      <w:r>
-        <w:rPr>
-          <w:sz w:val="21"/>
-        </w:rPr>
-        <w:t>&gt; The referral queue is slowly recovering since the summer, which shapes how much time there is for anything else.</w:t>
-      </w:r>
-    </w:p>
-    <w:p>
-      <w:r>
-        <w:rPr>
-          <w:sz w:val="21"/>
-        </w:rPr>
-        <w:t>&gt; Talked through the refractory group in general terms, without any specific case.</w:t>
-      </w:r>
-    </w:p>
-    <w:p>
-      <w:r>
-        <w:rPr>
-          <w:sz w:val="21"/>
-        </w:rPr>
-      </w:r>
-    </w:p>
-    <w:p>
-      <w:r>
-        <w:rPr>
-          <w:b/>
-          <w:sz w:val="21"/>
-        </w:rPr>
-        <w:t>Silvio Vasquez-Lund, MD, Kestrel Comprehensive Epilepsy Clinic, Reno, NV (AR)</w:t>
-      </w:r>
-    </w:p>
-    <w:p>
-      <w:r>
-        <w:rPr>
-          <w:sz w:val="21"/>
-        </w:rPr>
-        <w:t>&gt; Mentioned a review that circulated on the service but did not raise any specific finding.</w:t>
-      </w:r>
-    </w:p>
-    <w:p>
-      <w:r>
-        <w:rPr>
-          <w:sz w:val="21"/>
-        </w:rPr>
-        <w:t>&gt; Most of the discussion was about the new charting templates, which has not settled.</w:t>
-      </w:r>
-    </w:p>
-    <w:p>
-      <w:r>
-        <w:rPr>
-          <w:sz w:val="21"/>
-        </w:rPr>
-        <w:t>&gt; Described the practice as early in its experience here, with nothing to report yet.</w:t>
-      </w:r>
-    </w:p>
-    <w:p>
-      <w:r>
-        <w:rPr>
-          <w:sz w:val="21"/>
-        </w:rPr>
-        <w:t>&gt; Closed there — no product discussion.</w:t>
-      </w:r>
-    </w:p>
-    <w:p>
-      <w:r>
-        <w:rPr>
-          <w:sz w:val="21"/>
-        </w:rPr>
-        <w:t>&gt; Described a preference for slower titration in general, unrelated to any particular patient.</w:t>
-      </w:r>
-    </w:p>
-    <w:p>
-      <w:r>
-        <w:rPr>
-          <w:sz w:val="21"/>
-        </w:rPr>
-      </w:r>
-    </w:p>
-    <w:p>
-      <w:r>
-        <w:rPr>
-          <w:b/>
-          <w:sz w:val="21"/>
-        </w:rPr>
-        <w:t>Hadley Rothsay, MD, Foxglove Health Neurology, Lakeland, FL (AR)</w:t>
-      </w:r>
-    </w:p>
-    <w:p>
-      <w:r>
-        <w:rPr>
-          <w:sz w:val="21"/>
-        </w:rPr>
-        <w:t>&gt; Caught a brief window at the nurses' station between patients.</w:t>
-      </w:r>
-    </w:p>
-    <w:p>
-      <w:r>
-        <w:rPr>
-          <w:sz w:val="21"/>
-        </w:rPr>
-        <w:t>&gt; Compared notes on which sessions were worth the time.</w:t>
-      </w:r>
-    </w:p>
-    <w:p>
-      <w:r>
-        <w:rPr>
-          <w:sz w:val="21"/>
-        </w:rPr>
-        <w:t>&gt; Agreed to reconnect at the following quarter; no materials requested.</w:t>
-      </w:r>
-    </w:p>
-    <w:p>
-      <w:r>
-        <w:rPr>
-          <w:sz w:val="21"/>
-        </w:rPr>
-        <w:t>&gt; Routine follow-up slots looks better than last year since the summer, which shapes how much time there is for anything else.</w:t>
-      </w:r>
-    </w:p>
-    <w:p>
-      <w:r>
-        <w:rPr>
-          <w:sz w:val="21"/>
-        </w:rPr>
-      </w:r>
-    </w:p>
-    <w:p>
-      <w:r>
-        <w:rPr>
-          <w:b/>
-          <w:sz w:val="21"/>
-        </w:rPr>
-        <w:t>Lukas Fenwicke, MD, Willowmere Neuroscience Center, Boise, ID (RSM)</w:t>
-      </w:r>
-    </w:p>
-    <w:p>
-      <w:r>
-        <w:rPr>
-          <w:sz w:val="21"/>
-        </w:rPr>
-        <w:t>&gt; Stopped by at the end of the clinic list for a clipped conversation.</w:t>
-      </w:r>
-    </w:p>
-    <w:p>
-      <w:r>
-        <w:rPr>
-          <w:sz w:val="21"/>
-        </w:rPr>
-        <w:t>&gt; Referenced a review that circulated on the service in passing.</w:t>
-      </w:r>
-    </w:p>
-    <w:p>
-      <w:r>
-        <w:rPr>
-          <w:sz w:val="21"/>
-        </w:rPr>
-        <w:t>&gt; The referral intake process is still being sorted out, and that took up the first part of the conversation.</w:t>
-      </w:r>
-    </w:p>
-    <w:p>
-      <w:r>
-        <w:rPr>
-          <w:sz w:val="21"/>
-        </w:rPr>
-        <w:t>&gt; Described how newly referred patients is triaged now compared with before.</w:t>
-      </w:r>
-    </w:p>
-    <w:p>
-      <w:r>
-        <w:rPr>
-          <w:sz w:val="21"/>
-        </w:rPr>
-        <w:t>&gt; Agreed to reconnect at a call later this month; no product discussion.</w:t>
+        <w:t>&gt; Mentioned a case series someone forwarded but did not raise any specific finding.</w:t>
       </w:r>
     </w:p>
     <w:p>
